--- a/az/discovery-articles/5.11 Sənaye katalizi.docx
+++ b/az/discovery-articles/5.11 Sənaye katalizi.docx
@@ -4,564 +4,374 @@
   <w:body>
     <w:p>
       <w:pPr>
-        <w:keepNext/>
-        <w:spacing w:before="280" w:after="120"/>
+        <w:pStyle w:val="Title"/>
+        <w:widowControl/>
       </w:pPr>
       <w:r>
-        <w:rPr>
-          <w:rFonts w:ascii="Calibri" w:hAnsi="Calibri" w:eastAsia="Calibri"/>
-          <w:b/>
-          <w:i w:val="0"/>
-          <w:color w:val="004E8C"/>
-          <w:sz w:val="44"/>
-        </w:rPr>
         <w:t>5.11 Sənaye katalizi</w:t>
       </w:r>
     </w:p>
     <w:p>
       <w:pPr>
-        <w:spacing w:after="80"/>
+        <w:keepNext/>
+        <w:widowControl/>
       </w:pPr>
       <w:r>
         <w:rPr>
-          <w:rFonts w:ascii="Calibri" w:hAnsi="Calibri" w:eastAsia="Calibri"/>
-          <w:b w:val="0"/>
-          <w:i/>
-          <w:color w:val="505050"/>
-          <w:sz w:val="22"/>
+          <w:sz w:val="20"/>
         </w:rPr>
-        <w:t>5. Fizika, kimya və materiallar</w:t>
-      </w:r>
-    </w:p>
-    <w:p>
-      <w:pPr>
-        <w:spacing w:after="200"/>
-      </w:pPr>
-      <w:r>
-        <w:rPr>
-          <w:rFonts w:ascii="Calibri" w:hAnsi="Calibri" w:eastAsia="Calibri"/>
-          <w:b w:val="0"/>
-          <w:i/>
-          <w:sz w:val="22"/>
-        </w:rPr>
-        <w:t>Dövr: “kataliz” termininin XIX əsrdə yaranması; XIX əsrin sonu və XX əsrin əvvəllərində iri sənaye prosesləri | Əsas simalar: Yöns Yakob Berselius; Frits Haber; Karl Boş; Vilhelm Ostvald; sonrakı kimya mühəndisləri</w:t>
-      </w:r>
-    </w:p>
-    <w:p>
-      <w:pPr>
-        <w:spacing w:after="160" w:line="276" w:lineRule="auto"/>
-      </w:pPr>
-      <w:r>
-        <w:rPr>
-          <w:rFonts w:ascii="Calibri" w:hAnsi="Calibri" w:eastAsia="Calibri"/>
-          <w:b w:val="0"/>
-          <w:i w:val="0"/>
-          <w:sz w:val="22"/>
-        </w:rPr>
-        <w:t>Sənaye katalizində reaksiyanı sürətləndirən, lakin proses zamanı ümumilikdə sərf olunmayan maddələrdən istifadə edilir. Katalizatorlar daha aşağı enerji sərfi ilə gübrə, yanacaq, plastik və başqa kimyəvi məhsullar istehsal etməyə kömək edir.</w:t>
+        <w:t>5 Fizika kimya və materiallar</w:t>
       </w:r>
     </w:p>
     <w:p>
       <w:pPr>
         <w:keepNext/>
-        <w:spacing w:before="240" w:after="120"/>
+        <w:widowControl/>
       </w:pPr>
       <w:r>
         <w:rPr>
-          <w:rFonts w:ascii="Calibri" w:hAnsi="Calibri" w:eastAsia="Calibri"/>
-          <w:b/>
-          <w:i w:val="0"/>
-          <w:color w:val="004E8C"/>
-          <w:sz w:val="28"/>
+          <w:sz w:val="20"/>
         </w:rPr>
-        <w:t>Əsas faktlar</w:t>
+        <w:t>Dövr: «kataliz» termini XIX əsrdə yaranıb; əsas sənaye prosesləri XIX əsrin sonu və XX əsrin əvvəlində | Əsas şəxslər: Yens Yakob Berselius; Frits Haber; Karl Boş; Vilhelm Ostvald; sonrakı kimya mühəndisləri</w:t>
+      </w:r>
+    </w:p>
+    <w:p>
+      <w:pPr>
+        <w:widowControl/>
+      </w:pPr>
+      <w:r>
+        <w:t>Sənaye katalizi ümumi prosesdə sərf olunmadan kimyəvi reaksiyanı sürətləndirən katalizatorlardan istifadə edir. Onlar gübrə, yanacaq, plastik istehsalını və işlənmiş qazların təmizlənməsini praktik edir.</w:t>
+      </w:r>
+    </w:p>
+    <w:p>
+      <w:pPr>
+        <w:pStyle w:val="Heading1"/>
+        <w:widowControl/>
+      </w:pPr>
+      <w:r>
+        <w:t>Əsas məlumatlar</w:t>
       </w:r>
     </w:p>
     <w:p>
       <w:pPr>
         <w:pStyle w:val="ListBullet"/>
+        <w:widowControl/>
       </w:pPr>
       <w:r>
-        <w:rPr>
-          <w:rFonts w:ascii="Calibri" w:hAnsi="Calibri" w:eastAsia="Calibri"/>
-          <w:b w:val="0"/>
-          <w:i w:val="0"/>
-          <w:sz w:val="22"/>
-        </w:rPr>
-        <w:t>Katalizator reaksiyaya daha az aktivləşmə enerjisi tələb edən yol açır</w:t>
+        <w:t>Katalizator reaksiyaya daha az aktivləşmə enerjisi tələb edən yol açır.</w:t>
       </w:r>
     </w:p>
     <w:p>
       <w:pPr>
         <w:pStyle w:val="ListBullet"/>
+        <w:widowControl/>
       </w:pPr>
       <w:r>
-        <w:rPr>
-          <w:rFonts w:ascii="Calibri" w:hAnsi="Calibri" w:eastAsia="Calibri"/>
-          <w:b w:val="0"/>
-          <w:i w:val="0"/>
-          <w:sz w:val="22"/>
-        </w:rPr>
-        <w:t>Haber–Boş üsulu ilə ammonyak sintezində yüksək təzyiq altında dəmir əsaslı katalizatordan istifadə olunur</w:t>
+        <w:t>Haber–Boş ammonyak sintezində yüksək təzyiq altında dəmir əsaslı katalizatordan istifadə olunur.</w:t>
       </w:r>
     </w:p>
     <w:p>
       <w:pPr>
         <w:pStyle w:val="ListBullet"/>
+        <w:widowControl/>
       </w:pPr>
       <w:r>
-        <w:rPr>
-          <w:rFonts w:ascii="Calibri" w:hAnsi="Calibri" w:eastAsia="Calibri"/>
-          <w:b w:val="0"/>
-          <w:i w:val="0"/>
-          <w:sz w:val="22"/>
-        </w:rPr>
-        <w:t>Ostvald prosesində ammonyakın nitrat turşusuna çevrilməsinə platin ərintisindən hazırlanmış tor kömək edir</w:t>
+        <w:t>Ostvald prosesində platin ərintisindən tor ammonyakın nitrat turşusuna çevrilməsinə kömək edir.</w:t>
       </w:r>
     </w:p>
     <w:p>
       <w:pPr>
         <w:pStyle w:val="ListBullet"/>
+        <w:widowControl/>
       </w:pPr>
       <w:r>
-        <w:rPr>
-          <w:rFonts w:ascii="Calibri" w:hAnsi="Calibri" w:eastAsia="Calibri"/>
-          <w:b w:val="0"/>
-          <w:i w:val="0"/>
-          <w:sz w:val="22"/>
-        </w:rPr>
-        <w:t>Neft emalında faydalı yanacaqlar və kimya sənayesi üçün xammal almaq məqsədilə katalizatorlar işlədilir</w:t>
+        <w:t>Neft emalı faydalı yanacaq və kimyəvi xammal almaq üçün katalizatorlardan istifadə edir.</w:t>
       </w:r>
     </w:p>
     <w:p>
       <w:pPr>
         <w:pStyle w:val="ListBullet"/>
+        <w:widowControl/>
       </w:pPr>
       <w:r>
-        <w:rPr>
-          <w:rFonts w:ascii="Calibri" w:hAnsi="Calibri" w:eastAsia="Calibri"/>
-          <w:b w:val="0"/>
-          <w:i w:val="0"/>
-          <w:sz w:val="22"/>
-        </w:rPr>
-        <w:t>Katalizatorların hazırlanması səth kimyasının və materialşünaslığın əsas istiqamətlərindəndir</w:t>
+        <w:t>Katalizator hazırlamaq səth kimyası və materialşünaslığın əsas hissəsidir.</w:t>
       </w:r>
     </w:p>
     <w:p>
       <w:pPr>
-        <w:keepNext/>
-        <w:spacing w:before="240" w:after="120"/>
+        <w:pStyle w:val="Heading1"/>
+        <w:widowControl/>
       </w:pPr>
       <w:r>
-        <w:rPr>
-          <w:rFonts w:ascii="Calibri" w:hAnsi="Calibri" w:eastAsia="Calibri"/>
-          <w:b/>
-          <w:i w:val="0"/>
-          <w:color w:val="004E8C"/>
-          <w:sz w:val="28"/>
-        </w:rPr>
-        <w:t>Bu nədir və necə işləyir?</w:t>
+        <w:t>Bu nədir</w:t>
       </w:r>
     </w:p>
     <w:p>
       <w:pPr>
-        <w:spacing w:after="160" w:line="276" w:lineRule="auto"/>
+        <w:widowControl/>
       </w:pPr>
       <w:r>
-        <w:rPr>
-          <w:rFonts w:ascii="Calibri" w:hAnsi="Calibri" w:eastAsia="Calibri"/>
-          <w:b w:val="0"/>
-          <w:i w:val="0"/>
-          <w:sz w:val="22"/>
-        </w:rPr>
-        <w:t>Katalizator kimyəvi reaksiyanı sürətləndirir, lakin prosesin sonunda ümumilikdə sərf olunmur. O, reaksiyaya başlamaq üçün lazım olan minimum təkanı — aktivləşmə enerjisini azaldan daha asan yol yaradır. Bunu dağ aşırımına bənzətmək olar: başlanğıc və son nöqtə dəyişmir, amma daha alçaq keçiddən aşmaq asandır. Sənaye katalizatorları maye, toz, metal səth və ya reaktora doldurulan dənəciklər şəklində ola bilər. Yaxşı katalizator istənilən məhsulun daha çox alınmasını təmin edir və tullantını azaldır.</w:t>
+        <w:t>Katalizator ümumi hesabda sərf olunmadan kimyəvi reaksiyanı sürətləndirir. Molekullara daha aşağı aktivləşmə enerjisi — reaksiyanın başlaması üçün lazım olan ilkin enerji — tələb edən yol verir. Dağ aşırımını düşünün: başlanğıc və son yer eyni qalır, amma aşağı yol keçməyi asanlaşdırır. Sənaye katalizatorları maye, toz, metal səth və ya reaktora doldurulan dənəciklər ola bilər. Yaxşı katalizator istənilən məhsulun yaranmasına da üstünlük verir, tullantını məhdudlaşdırır.</w:t>
       </w:r>
     </w:p>
     <w:p>
       <w:pPr>
-        <w:keepNext/>
-        <w:spacing w:before="240" w:after="120"/>
+        <w:pStyle w:val="Heading1"/>
+        <w:widowControl/>
       </w:pPr>
       <w:r>
-        <w:rPr>
-          <w:rFonts w:ascii="Calibri" w:hAnsi="Calibri" w:eastAsia="Calibri"/>
-          <w:b/>
-          <w:i w:val="0"/>
-          <w:color w:val="004E8C"/>
-          <w:sz w:val="28"/>
-        </w:rPr>
-        <w:t>Kim kəşf və ya ixtira edib?</w:t>
+        <w:t>Kim kəşf edib və ya yaradıb</w:t>
       </w:r>
     </w:p>
     <w:p>
       <w:pPr>
-        <w:spacing w:after="160" w:line="276" w:lineRule="auto"/>
+        <w:widowControl/>
       </w:pPr>
       <w:r>
-        <w:rPr>
-          <w:rFonts w:ascii="Calibri" w:hAnsi="Calibri" w:eastAsia="Calibri"/>
-          <w:b w:val="0"/>
-          <w:i w:val="0"/>
-          <w:sz w:val="22"/>
-        </w:rPr>
-        <w:t>Kimyaçılar katalitik təsirləri onların mahiyyətini anlamazdan xeyli əvvəl müşahidə etmişdilər. Yöns Yakob Berselius 1835-ci ildə “kataliz” terminini elmə gətirdi. Vilhelm Ostvald sonralar anlayışı dəqiqləşdirdi və reaksiyaların sürətini tədqiq etdi. Frits Haber azot və hidrogendən ammonyak almaq üçün laboratoriya şəraitini müəyyənləşdirdi, Karl Boş və BASF mühəndisləri isə reaksiyanı yüksək təzyiqli sənaye prosesinə çevirdilər. Çoxsaylı başqa kimyaçı və zavod mühəndisi nitrat turşusu, neft emalı, plastik istehsalı və çirklənməyə nəzarət üçün katalizatorlar hazırladı.</w:t>
+        <w:t>Kimyaçılar katalitik təsirləri onları anlamazdan çox əvvəl müşahidə etmişdilər. Yens Yakob Berselius 1835-ci ildə «kataliz» terminini təqdim etdi. Vilhelm Ostvald sonralar anlayışı dəqiqləşdirib reaksiya sürətlərini öyrəndi. Frits Haber azotla hidrogendən ammonyak almağın laboratoriya şəraitini tapdı; Karl Boş və BASF mühəndisləri reaksiyanı yüksək təzyiqli sənaye prosesinə çevirdilər. Çoxsaylı başqa kimyaçılar və zavod mühəndisləri nitrat turşusu, neft emalı, plastik və çirklənməyə nəzarət üçün katalizatorlar hazırladılar.</w:t>
       </w:r>
     </w:p>
     <w:p>
       <w:pPr>
-        <w:keepNext/>
-        <w:spacing w:before="240" w:after="120"/>
+        <w:pStyle w:val="Heading1"/>
+        <w:widowControl/>
       </w:pPr>
       <w:r>
-        <w:rPr>
-          <w:rFonts w:ascii="Calibri" w:hAnsi="Calibri" w:eastAsia="Calibri"/>
-          <w:b/>
-          <w:i w:val="0"/>
-          <w:color w:val="004E8C"/>
-          <w:sz w:val="28"/>
-        </w:rPr>
-        <w:t>Nə vaxt və necə yaranıb?</w:t>
+        <w:t>Nə vaxt və necə yaranıb</w:t>
       </w:r>
     </w:p>
     <w:p>
       <w:pPr>
-        <w:spacing w:after="160" w:line="276" w:lineRule="auto"/>
+        <w:widowControl/>
       </w:pPr>
       <w:r>
-        <w:rPr>
-          <w:rFonts w:ascii="Calibri" w:hAnsi="Calibri" w:eastAsia="Calibri"/>
-          <w:b w:val="0"/>
-          <w:i w:val="0"/>
-          <w:sz w:val="22"/>
-        </w:rPr>
-        <w:t>Əvvəlcə katalizatorlardan ayrı-ayrı laboratoriya və sənətkarlıq proseslərində istifadə olunurdu. XIX əsrin sonu və XX əsrin əvvəllərində böyüyən kimya sənayesi daha sürətli və seçici üsullara ehtiyac duydu. Nitrat turşusu üçün Ostvald prosesi və ammonyak üçün Haber–Boş prosesi katalitik zavodların nəhəng miqyasda nəyə qadir olduğunu göstərdi. 1930-cu illərdən katalitik krekinq neftayırma zavodlarına ağır neft məhsullarından daha çox benzin almağa imkan verdi. Havanın çirklənməsinə dair qaydalar sərtləşdikcə 1970-ci illərdən avtomobillərdə katalitik neytrallaşdırıcılar geniş yayıldı.</w:t>
+        <w:t>Katalizatorlar əvvəl ayrı-ayrı laboratoriya və sənətkarlıq reaksiyalarında görünürdü. XIX əsrin sonu və XX əsrin əvvəlində böyüyən kimya sənayesinə daha sürətli və seçici üsullar lazım oldu. Nitrat turşusu üçün Ostvald, ammonyak üçün Haber–Boş prosesi katalitik zavodların nəhəng miqyasda imkanını göstərdi. 1930-cu illərdən katalitik krekinq — iri molekulların parçalanması — ağır neftdən daha çox benzin almağa kömək etdi. 1970-ci illərdən hava çirklənməsi qaydaları sərtləşdikcə avtomobillərdə katalitik neytrallaşdırıcılar yayıldı.</w:t>
       </w:r>
     </w:p>
     <w:p>
       <w:pPr>
-        <w:keepNext/>
-        <w:spacing w:before="240" w:after="120"/>
+        <w:pStyle w:val="Heading1"/>
+        <w:widowControl/>
       </w:pPr>
       <w:r>
-        <w:rPr>
-          <w:rFonts w:ascii="Calibri" w:hAnsi="Calibri" w:eastAsia="Calibri"/>
-          <w:b/>
-          <w:i w:val="0"/>
-          <w:color w:val="004E8C"/>
-          <w:sz w:val="28"/>
-        </w:rPr>
-        <w:t>Elmi əhəmiyyəti</w:t>
+        <w:t>Elm üçün əhəmiyyəti</w:t>
       </w:r>
     </w:p>
     <w:p>
       <w:pPr>
-        <w:spacing w:after="160" w:line="276" w:lineRule="auto"/>
+        <w:widowControl/>
       </w:pPr>
       <w:r>
-        <w:rPr>
-          <w:rFonts w:ascii="Calibri" w:hAnsi="Calibri" w:eastAsia="Calibri"/>
-          <w:b w:val="0"/>
-          <w:i w:val="0"/>
-          <w:sz w:val="22"/>
-        </w:rPr>
-        <w:t>Kataliz göstərdi ki, reaksiyanın mümkün olub-olmadığını bilmək kifayət deyil; onun hansı sürətlə getdiyini də müəyyənləşdirmək lazımdır. Reaksiya sürətlərini öyrənən sahə kinetika adlanır. Bərk katalizatorda reaksiyalar çox vaxt molekulların səthə bağlanıb çevrildiyi kiçik sahələrdə — aktiv mərkəzlərdə baş verir. Katalizator zəhərləri bu mərkəzləri bağlayır, promotorlar isə onun işini yaxşılaşdırır. Müasir cihazlar reaksiya zamanı səthdə gedən dəyişiklikləri müşahidə edə bilir və beləliklə atom quruluşu ilə zavod məhsuldarlığı arasındakı əlaqəni üzə çıxarır.</w:t>
+        <w:t>Kataliz göstərdi ki, reaksiyanın mümkün olduğunu bilmək kifayət deyil; onun nə qədər sürətlə getdiyini də bilmək lazımdır. Reaksiya sürətlərini kinetika öyrənir. Bərk katalizatorda reaksiyalar çox vaxt molekulların bağlanıb dəyişə bildiyi kiçik səth sahələrində — aktiv mərkəzlərdə — baş verir. Katalizator zəhərləri bu yerləri bağlayır, promotor adlanan əlavələr isə işi yaxşılaşdırır. Müasir cihazlar reaksiya zamanı səthləri izləyərək atom quruluşunu zavod məhsuldarlığı ilə əlaqələndirir.</w:t>
       </w:r>
     </w:p>
     <w:p>
       <w:pPr>
-        <w:keepNext/>
-        <w:spacing w:before="240" w:after="120"/>
+        <w:pStyle w:val="Heading1"/>
+        <w:widowControl/>
       </w:pPr>
       <w:r>
-        <w:rPr>
-          <w:rFonts w:ascii="Calibri" w:hAnsi="Calibri" w:eastAsia="Calibri"/>
-          <w:b/>
-          <w:i w:val="0"/>
-          <w:color w:val="004E8C"/>
-          <w:sz w:val="28"/>
-        </w:rPr>
         <w:t>Sonrakı inkişafa təsiri</w:t>
       </w:r>
     </w:p>
     <w:p>
       <w:pPr>
-        <w:spacing w:after="160" w:line="276" w:lineRule="auto"/>
+        <w:widowControl/>
       </w:pPr>
       <w:r>
-        <w:rPr>
-          <w:rFonts w:ascii="Calibri" w:hAnsi="Calibri" w:eastAsia="Calibri"/>
-          <w:b w:val="0"/>
-          <w:i w:val="0"/>
-          <w:sz w:val="22"/>
-        </w:rPr>
-        <w:t>Katalizatorlar gübrələrin, yanacaqların, dərmanların, plastiklərin və bir çox qida məhsulunun tərkib hissələrinin istehsalında əsas rol oynayır. Müntəzəm yerləşən mikroskopik məsamələri olan seolitlər neft emalı reaksiyalarını sürətləndirərkən molekulları ölçüsünə görə də ayırır. Katalitik neytrallaşdırıcılar zərərli işlənmiş qazları daha az zərərli maddələrə çevirir. Yaşıl kimya aşağı temperaturda işləyən, geniş yayılan metallardan hazırlanan və daha az tullantı yaradan katalizatorlar axtarır. Hidrogen istehsalı, yanacaq elementləri və karbon qazının başqa maddələrə çevrilməsi üzrə tədqiqatlar da böyük ölçüdə katalizdən asılıdır.</w:t>
+        <w:t>Katalizatorlar gübrə, yanacaq, dərman, plastik və bir çox qida inqrediyentinin istehsalında işləyir. Müntəzəm kiçik məsamələri olan seolit mineralları molekulları ölçüsünə görə ayırır və neft emalı reaksiyalarına kömək edir. Katalitik neytrallaşdırıcılar zərərli işlənmiş qazları daha az zərərli maddələrə çevirir. Yaşıl kimya aşağı temperaturda işləyən, geniş yayılmış metallardan istifadə edən və az tullantı yaradan katalizatorlar axtarır. Hidrogen istehsalı, yanacaq elementləri və karbon qazının çevrilməsi də katalizdən ciddi asılıdır.</w:t>
       </w:r>
     </w:p>
     <w:p>
       <w:pPr>
-        <w:keepNext/>
-        <w:spacing w:before="240" w:after="120"/>
+        <w:pStyle w:val="Heading1"/>
+        <w:widowControl/>
       </w:pPr>
       <w:r>
-        <w:rPr>
-          <w:rFonts w:ascii="Calibri" w:hAnsi="Calibri" w:eastAsia="Calibri"/>
-          <w:b/>
-          <w:i w:val="0"/>
-          <w:color w:val="004E8C"/>
-          <w:sz w:val="28"/>
-        </w:rPr>
-        <w:t>İnsan həyatını necə dəyişdi?</w:t>
+        <w:t>İnsan həyatını necə dəyişib</w:t>
       </w:r>
     </w:p>
     <w:p>
       <w:pPr>
-        <w:spacing w:after="160" w:line="276" w:lineRule="auto"/>
+        <w:widowControl/>
       </w:pPr>
       <w:r>
-        <w:rPr>
-          <w:rFonts w:ascii="Calibri" w:hAnsi="Calibri" w:eastAsia="Calibri"/>
-          <w:b w:val="0"/>
-          <w:i w:val="0"/>
-          <w:sz w:val="22"/>
-        </w:rPr>
-        <w:t>Katalitik ammonyak istehsalı azot gübrələrinin həcmini xeyli artırdı və böyüyən dünya əhalisinin qidalanmasına kömək etdi. Eyni ammonyak və nitrat turşusu kimyası partlayıcı maddələrin istehsalını da təmin etdi. Neft emalı katalizatorları avtomobillərin kütləvi yayılmasını dəstəklədi, nəqliyyat vasitələrindəki katalizatorlar isə işlənmiş qazlarda dəm qazını (karbonmonoksidi), yanmamış yanacağı və azot oksidlərini azaltdı. Bəzi katalizatorlar hasilatı sosial və ekoloji itkilər yaradan nadir metallardan asılıdır. Çox vaxt polad reaktorların daxilində görünmədən işləyən bu maddələr qidamızın, geyimimizin, tikililərimizin və nəfəs aldığımız havanın necə olacağına təsir edir.</w:t>
+        <w:t>Katalitik ammonyak istehsalı azot gübrəsini xeyli artıraraq böyüyən əhalinin qidalanmasına kömək etdi. Eyni ammonyak və nitrat turşusu kimyası partlayıcı da təmin etdi. Neft emalı katalizatorları kütləvi avtomobilləşməni dəstəklədi; avtomobil katalizatorları isə qazlardakı karbonmonoksidi, yanmamış yanacağı və azot oksidlərini azaltdı. Bəzi katalizatorlar hasilatı sosial və ekoloji xərcli olan nadir metallardan asılıdır. Çox vaxt polad qabların içində gizlənən bu səssiz materiallar nə yediyimizə, geydiyimizə, tikdiyimizə və nəfəs aldığımıza təsir edir.</w:t>
       </w:r>
     </w:p>
     <w:p>
       <w:pPr>
-        <w:keepNext/>
-        <w:spacing w:before="240" w:after="120"/>
+        <w:pStyle w:val="Heading1"/>
+        <w:widowControl/>
       </w:pPr>
       <w:r>
-        <w:rPr>
-          <w:rFonts w:ascii="Calibri" w:hAnsi="Calibri" w:eastAsia="Calibri"/>
-          <w:b/>
-          <w:i w:val="0"/>
-          <w:color w:val="004E8C"/>
-          <w:sz w:val="28"/>
-        </w:rPr>
         <w:t>Mənbələr və istinadlar</w:t>
       </w:r>
     </w:p>
     <w:p>
       <w:pPr>
-        <w:keepNext/>
-        <w:spacing w:before="240" w:after="120"/>
+        <w:pStyle w:val="Heading2"/>
+        <w:widowControl/>
       </w:pPr>
       <w:r>
         <w:rPr>
-          <w:rFonts w:ascii="Calibri" w:hAnsi="Calibri" w:eastAsia="Calibri"/>
-          <w:b/>
-          <w:i w:val="0"/>
-          <w:color w:val="004E8C"/>
-          <w:sz w:val="24"/>
+          <w:sz w:val="20"/>
         </w:rPr>
-        <w:t>A. Kitablar və əsas elmi əsərlər</w:t>
+        <w:t>A Kitablar və əsas elmi əsərlər</w:t>
       </w:r>
     </w:p>
     <w:p>
       <w:pPr>
-        <w:spacing w:after="80"/>
-        <w:ind w:left="360"/>
+        <w:widowControl/>
       </w:pPr>
       <w:r>
         <w:rPr>
-          <w:rFonts w:ascii="Calibri" w:hAnsi="Calibri" w:eastAsia="Calibri"/>
-          <w:b w:val="0"/>
-          <w:i w:val="0"/>
-          <w:sz w:val="22"/>
+          <w:sz w:val="20"/>
         </w:rPr>
-        <w:t>1. Smil, Vaclav. Enriching the Earth: Fritz Haber, Carl Bosch, and the Transformation of World Food Production. Cambridge, MA: MIT Press, 2001.</w:t>
+        <w:t>1. Smil, Vaclav.Enriching the Earth: Fritz Haber, Carl Bosch, and the Transformation of World Food Production. Cambridge, MA: MIT Press, 2001.</w:t>
       </w:r>
     </w:p>
     <w:p>
       <w:pPr>
-        <w:keepNext/>
-        <w:spacing w:before="240" w:after="120"/>
+        <w:pStyle w:val="Heading2"/>
+        <w:widowControl/>
       </w:pPr>
       <w:r>
         <w:rPr>
-          <w:rFonts w:ascii="Calibri" w:hAnsi="Calibri" w:eastAsia="Calibri"/>
-          <w:b/>
-          <w:i w:val="0"/>
-          <w:color w:val="004E8C"/>
-          <w:sz w:val="24"/>
+          <w:sz w:val="20"/>
         </w:rPr>
-        <w:t>C. Təşkilatların materialları və ensiklopedik mənbələr</w:t>
+        <w:t>C Qurumların materialları və ensiklopedik mənbələr</w:t>
       </w:r>
     </w:p>
     <w:p>
       <w:pPr>
-        <w:spacing w:after="80"/>
-        <w:ind w:left="360"/>
+        <w:widowControl/>
       </w:pPr>
       <w:r>
         <w:rPr>
-          <w:rFonts w:ascii="Calibri" w:hAnsi="Calibri" w:eastAsia="Calibri"/>
-          <w:b w:val="0"/>
-          <w:i w:val="0"/>
-          <w:sz w:val="22"/>
+          <w:sz w:val="20"/>
         </w:rPr>
-        <w:t>1. Encyclopaedia Britannica. “Catalysis” (“Kataliz”).</w:t>
-      </w:r>
-      <w:r>
-        <w:rPr>
-          <w:rFonts w:ascii="Calibri" w:hAnsi="Calibri" w:eastAsia="Calibri"/>
-          <w:b w:val="0"/>
-          <w:i w:val="0"/>
-          <w:sz w:val="22"/>
-        </w:rPr>
-        <w:t xml:space="preserve"> </w:t>
+        <w:t xml:space="preserve">1. Encyclopaedia Britannica. 'Catalysis.' </w:t>
       </w:r>
       <w:hyperlink r:id="rId9">
         <w:r>
           <w:rPr>
-            <w:rFonts w:ascii="Calibri" w:hAnsi="Calibri" w:eastAsia="Calibri"/>
-            <w:b w:val="0"/>
-            <w:i w:val="0"/>
-            <w:sz w:val="22"/>
-            <w:color w:val="0563C1"/>
-            <w:u w:val="single"/>
+            <w:sz w:val="20"/>
           </w:rPr>
           <w:t>https://www.britannica.com/science/catalysis</w:t>
         </w:r>
       </w:hyperlink>
+      <w:r>
+        <w:rPr>
+          <w:sz w:val="20"/>
+        </w:rPr>
+      </w:r>
     </w:p>
     <w:p>
       <w:pPr>
-        <w:spacing w:after="80"/>
-        <w:ind w:left="360"/>
+        <w:widowControl/>
       </w:pPr>
       <w:r>
         <w:rPr>
-          <w:rFonts w:ascii="Calibri" w:hAnsi="Calibri" w:eastAsia="Calibri"/>
-          <w:b w:val="0"/>
-          <w:i w:val="0"/>
-          <w:sz w:val="22"/>
+          <w:sz w:val="20"/>
         </w:rPr>
-        <w:t>2. Encyclopaedia Britannica. “Haber-Bosch process” (“Haber–Boş prosesi”).</w:t>
-      </w:r>
-      <w:r>
-        <w:rPr>
-          <w:rFonts w:ascii="Calibri" w:hAnsi="Calibri" w:eastAsia="Calibri"/>
-          <w:b w:val="0"/>
-          <w:i w:val="0"/>
-          <w:sz w:val="22"/>
-        </w:rPr>
-        <w:t xml:space="preserve"> </w:t>
+        <w:t xml:space="preserve">2. Encyclopaedia Britannica. 'Haber-Bosch process.' </w:t>
       </w:r>
       <w:hyperlink r:id="rId10">
         <w:r>
           <w:rPr>
-            <w:rFonts w:ascii="Calibri" w:hAnsi="Calibri" w:eastAsia="Calibri"/>
-            <w:b w:val="0"/>
-            <w:i w:val="0"/>
-            <w:sz w:val="22"/>
-            <w:color w:val="0563C1"/>
-            <w:u w:val="single"/>
+            <w:sz w:val="20"/>
           </w:rPr>
           <w:t>https://www.britannica.com/technology/Haber-Bosch-process</w:t>
         </w:r>
       </w:hyperlink>
-    </w:p>
-    <w:p>
-      <w:pPr>
-        <w:keepNext/>
-        <w:spacing w:before="240" w:after="120"/>
-      </w:pPr>
       <w:r>
         <w:rPr>
-          <w:rFonts w:ascii="Calibri" w:hAnsi="Calibri" w:eastAsia="Calibri"/>
-          <w:b/>
-          <w:i w:val="0"/>
-          <w:color w:val="004E8C"/>
-          <w:sz w:val="24"/>
+          <w:sz w:val="20"/>
         </w:rPr>
-        <w:t>G. Kosmik agentliklərin, laboratoriyaların və elmi təşkilatların materialları</w:t>
       </w:r>
     </w:p>
     <w:p>
       <w:pPr>
-        <w:spacing w:after="80"/>
-        <w:ind w:left="360"/>
+        <w:pStyle w:val="Heading2"/>
+        <w:widowControl/>
       </w:pPr>
       <w:r>
         <w:rPr>
-          <w:rFonts w:ascii="Calibri" w:hAnsi="Calibri" w:eastAsia="Calibri"/>
-          <w:b w:val="0"/>
-          <w:i w:val="0"/>
-          <w:sz w:val="22"/>
+          <w:sz w:val="20"/>
         </w:rPr>
-        <w:t>1. Nobel Prize. “The Nobel Prize in Chemistry 1909: Wilhelm Ostwald” (“1909-cu il kimya üzrə Nobel mükafatı: Vilhelm Ostvald”).</w:t>
+        <w:t>G Elmi təşkilatlar</w:t>
       </w:r>
+    </w:p>
+    <w:p>
+      <w:pPr>
+        <w:widowControl/>
+      </w:pPr>
       <w:r>
         <w:rPr>
-          <w:rFonts w:ascii="Calibri" w:hAnsi="Calibri" w:eastAsia="Calibri"/>
-          <w:b w:val="0"/>
-          <w:i w:val="0"/>
-          <w:sz w:val="22"/>
+          <w:sz w:val="20"/>
         </w:rPr>
-        <w:t xml:space="preserve"> </w:t>
+        <w:t xml:space="preserve">1. Nobel Prize. 'The Nobel Prize in Chemistry 1909: Wilhelm Ostwald.' </w:t>
       </w:r>
       <w:hyperlink r:id="rId11">
         <w:r>
           <w:rPr>
-            <w:rFonts w:ascii="Calibri" w:hAnsi="Calibri" w:eastAsia="Calibri"/>
-            <w:b w:val="0"/>
-            <w:i w:val="0"/>
-            <w:sz w:val="22"/>
-            <w:color w:val="0563C1"/>
-            <w:u w:val="single"/>
+            <w:sz w:val="20"/>
           </w:rPr>
           <w:t>https://www.nobelprize.org/prizes/chemistry/1909/summary/</w:t>
         </w:r>
       </w:hyperlink>
+      <w:r>
+        <w:rPr>
+          <w:sz w:val="20"/>
+        </w:rPr>
+      </w:r>
     </w:p>
     <w:p>
       <w:pPr>
-        <w:spacing w:after="80"/>
-        <w:ind w:left="360"/>
+        <w:widowControl/>
       </w:pPr>
       <w:r>
         <w:rPr>
-          <w:rFonts w:ascii="Calibri" w:hAnsi="Calibri" w:eastAsia="Calibri"/>
-          <w:b w:val="0"/>
-          <w:i w:val="0"/>
-          <w:sz w:val="22"/>
+          <w:sz w:val="20"/>
         </w:rPr>
-        <w:t>2. Nobel Prize. “The Nobel Prize in Chemistry 1918: Fritz Haber” (“1918-ci il kimya üzrə Nobel mükafatı: Frits Haber”).</w:t>
-      </w:r>
-      <w:r>
-        <w:rPr>
-          <w:rFonts w:ascii="Calibri" w:hAnsi="Calibri" w:eastAsia="Calibri"/>
-          <w:b w:val="0"/>
-          <w:i w:val="0"/>
-          <w:sz w:val="22"/>
-        </w:rPr>
-        <w:t xml:space="preserve"> </w:t>
+        <w:t xml:space="preserve">2. Nobel Prize. 'The Nobel Prize in Chemistry 1918: Fritz Haber.' </w:t>
       </w:r>
       <w:hyperlink r:id="rId12">
         <w:r>
           <w:rPr>
-            <w:rFonts w:ascii="Calibri" w:hAnsi="Calibri" w:eastAsia="Calibri"/>
-            <w:b w:val="0"/>
-            <w:i w:val="0"/>
-            <w:sz w:val="22"/>
-            <w:color w:val="0563C1"/>
-            <w:u w:val="single"/>
+            <w:sz w:val="20"/>
           </w:rPr>
           <w:t>https://www.nobelprize.org/prizes/chemistry/1918/summary/</w:t>
         </w:r>
       </w:hyperlink>
+      <w:r>
+        <w:rPr>
+          <w:sz w:val="20"/>
+        </w:rPr>
+      </w:r>
     </w:p>
     <w:sectPr>
-      <w:pgSz w:w="12240" w:h="15840"/>
-      <w:pgMar w:top="1296" w:right="1440" w:bottom="1296" w:left="1440" w:header="720" w:footer="720" w:gutter="0"/>
+      <w:footerReference w:type="default" r:id="rId13"/>
+      <w:pgSz w:w="11906" w:h="16838"/>
+      <w:pgMar w:top="1020" w:right="1134" w:bottom="1020" w:left="1134" w:header="720" w:footer="720" w:gutter="0"/>
       <w:cols w:space="720"/>
       <w:docGrid w:linePitch="360"/>
     </w:sectPr>
   </w:body>
 </w:document>
+</file>
+
+<file path=word/footer1.xml><?xml version="1.0" encoding="utf-8"?>
+<w:ftr xmlns:m="http://schemas.openxmlformats.org/officeDocument/2006/math" xmlns:mc="http://schemas.openxmlformats.org/markup-compatibility/2006" xmlns:mo="http://schemas.microsoft.com/office/mac/office/2008/main" xmlns:mv="urn:schemas-microsoft-com:mac:vml" xmlns:o="urn:schemas-microsoft-com:office:office" xmlns:r="http://schemas.openxmlformats.org/officeDocument/2006/relationships" xmlns:v="urn:schemas-microsoft-com:vml" xmlns:w10="urn:schemas-microsoft-com:office:word" xmlns:w14="http://schemas.microsoft.com/office/word/2010/wordml" xmlns:w="http://schemas.openxmlformats.org/wordprocessingml/2006/main" xmlns:wne="http://schemas.microsoft.com/office/word/2006/wordml" xmlns:wp14="http://schemas.microsoft.com/office/word/2010/wordprocessingDrawing" xmlns:wp="http://schemas.openxmlformats.org/drawingml/2006/wordprocessingDrawing" xmlns:wpc="http://schemas.microsoft.com/office/word/2010/wordprocessingCanvas" xmlns:wpg="http://schemas.microsoft.com/office/word/2010/wordprocessingGroup" xmlns:wpi="http://schemas.microsoft.com/office/word/2010/wordprocessingInk" xmlns:wps="http://schemas.microsoft.com/office/word/2010/wordprocessingShape" mc:Ignorable="w14 wp14">
+  <w:p>
+    <w:pPr>
+      <w:pStyle w:val="Footer"/>
+      <w:jc w:val="right"/>
+    </w:pPr>
+    <w:fldSimple w:instr="PAGE"/>
+  </w:p>
+</w:ftr>
 </file>
 
 <file path=word/numbering.xml><?xml version="1.0" encoding="utf-8"?>
@@ -772,7 +582,7 @@
   <w:docDefaults>
     <w:rPrDefault>
       <w:rPr>
-        <w:rFonts w:asciiTheme="minorHAnsi" w:eastAsiaTheme="minorEastAsia" w:hAnsiTheme="minorHAnsi" w:cstheme="minorBidi"/>
+        <w:rFonts/>
         <w:sz w:val="22"/>
         <w:szCs w:val="22"/>
         <w:lang w:val="en-US" w:eastAsia="en-US" w:bidi="ar-SA"/>
@@ -927,6 +737,15 @@
     <w:name w:val="Normal"/>
     <w:qFormat/>
     <w:rsid w:val="00FC693F"/>
+    <w:pPr>
+      <w:spacing w:after="120" w:line="259" w:lineRule="auto"/>
+    </w:pPr>
+    <w:rPr>
+      <w:rFonts w:ascii="Times New Roman" w:hAnsi="Times New Roman"/>
+      <w:color w:val="000000"/>
+      <w:sz w:val="24"/>
+      <w:lang w:val="az-Latn-AZ"/>
+    </w:rPr>
   </w:style>
   <w:style w:type="paragraph" w:styleId="Header">
     <w:name w:val="header"/>
@@ -983,16 +802,17 @@
     <w:pPr>
       <w:keepNext/>
       <w:keepLines/>
-      <w:spacing w:before="480" w:after="0"/>
+      <w:spacing w:before="480" w:after="120" w:line="259" w:lineRule="auto"/>
       <w:outlineLvl w:val="0"/>
     </w:pPr>
     <w:rPr>
-      <w:rFonts w:asciiTheme="majorHAnsi" w:eastAsiaTheme="majorEastAsia" w:hAnsiTheme="majorHAnsi" w:cstheme="majorBidi"/>
+      <w:rFonts w:ascii="Times New Roman" w:hAnsi="Times New Roman"/>
       <w:b/>
       <w:bCs/>
-      <w:color w:val="365F91" w:themeColor="accent1" w:themeShade="BF"/>
-      <w:sz w:val="28"/>
+      <w:color w:val="000000"/>
+      <w:sz w:val="26"/>
       <w:szCs w:val="28"/>
+      <w:lang w:val="az-Latn-AZ"/>
     </w:rPr>
   </w:style>
   <w:style w:type="paragraph" w:styleId="Heading2">
@@ -1007,16 +827,17 @@
     <w:pPr>
       <w:keepNext/>
       <w:keepLines/>
-      <w:spacing w:before="200" w:after="0"/>
+      <w:spacing w:before="200" w:after="120" w:line="259" w:lineRule="auto"/>
       <w:outlineLvl w:val="1"/>
     </w:pPr>
     <w:rPr>
-      <w:rFonts w:asciiTheme="majorHAnsi" w:eastAsiaTheme="majorEastAsia" w:hAnsiTheme="majorHAnsi" w:cstheme="majorBidi"/>
+      <w:rFonts w:ascii="Times New Roman" w:hAnsi="Times New Roman"/>
       <w:b/>
       <w:bCs/>
-      <w:color w:val="4F81BD" w:themeColor="accent1"/>
+      <w:color w:val="000000"/>
       <w:sz w:val="26"/>
       <w:szCs w:val="26"/>
+      <w:lang w:val="az-Latn-AZ"/>
     </w:rPr>
   </w:style>
   <w:style w:type="paragraph" w:styleId="Heading3">
@@ -1035,7 +856,7 @@
       <w:outlineLvl w:val="2"/>
     </w:pPr>
     <w:rPr>
-      <w:rFonts w:asciiTheme="majorHAnsi" w:eastAsiaTheme="majorEastAsia" w:hAnsiTheme="majorHAnsi" w:cstheme="majorBidi"/>
+      <w:rFonts/>
       <w:b/>
       <w:bCs/>
       <w:color w:val="4F81BD" w:themeColor="accent1"/>
@@ -1058,7 +879,7 @@
       <w:outlineLvl w:val="3"/>
     </w:pPr>
     <w:rPr>
-      <w:rFonts w:asciiTheme="majorHAnsi" w:eastAsiaTheme="majorEastAsia" w:hAnsiTheme="majorHAnsi" w:cstheme="majorBidi"/>
+      <w:rFonts/>
       <w:b/>
       <w:bCs/>
       <w:i/>
@@ -1083,7 +904,7 @@
       <w:outlineLvl w:val="4"/>
     </w:pPr>
     <w:rPr>
-      <w:rFonts w:asciiTheme="majorHAnsi" w:eastAsiaTheme="majorEastAsia" w:hAnsiTheme="majorHAnsi" w:cstheme="majorBidi"/>
+      <w:rFonts/>
       <w:color w:val="243F60" w:themeColor="accent1" w:themeShade="7F"/>
     </w:rPr>
   </w:style>
@@ -1104,7 +925,7 @@
       <w:outlineLvl w:val="5"/>
     </w:pPr>
     <w:rPr>
-      <w:rFonts w:asciiTheme="majorHAnsi" w:eastAsiaTheme="majorEastAsia" w:hAnsiTheme="majorHAnsi" w:cstheme="majorBidi"/>
+      <w:rFonts/>
       <w:i/>
       <w:iCs/>
       <w:color w:val="243F60" w:themeColor="accent1" w:themeShade="7F"/>
@@ -1127,7 +948,7 @@
       <w:outlineLvl w:val="6"/>
     </w:pPr>
     <w:rPr>
-      <w:rFonts w:asciiTheme="majorHAnsi" w:eastAsiaTheme="majorEastAsia" w:hAnsiTheme="majorHAnsi" w:cstheme="majorBidi"/>
+      <w:rFonts/>
       <w:i/>
       <w:iCs/>
       <w:color w:val="404040" w:themeColor="text1" w:themeTint="BF"/>
@@ -1150,7 +971,7 @@
       <w:outlineLvl w:val="7"/>
     </w:pPr>
     <w:rPr>
-      <w:rFonts w:asciiTheme="majorHAnsi" w:eastAsiaTheme="majorEastAsia" w:hAnsiTheme="majorHAnsi" w:cstheme="majorBidi"/>
+      <w:rFonts/>
       <w:color w:val="4F81BD" w:themeColor="accent1"/>
       <w:sz w:val="20"/>
       <w:szCs w:val="20"/>
@@ -1173,7 +994,7 @@
       <w:outlineLvl w:val="8"/>
     </w:pPr>
     <w:rPr>
-      <w:rFonts w:asciiTheme="majorHAnsi" w:eastAsiaTheme="majorEastAsia" w:hAnsiTheme="majorHAnsi" w:cstheme="majorBidi"/>
+      <w:rFonts/>
       <w:i/>
       <w:iCs/>
       <w:color w:val="404040" w:themeColor="text1" w:themeTint="BF"/>
@@ -1224,7 +1045,7 @@
     <w:uiPriority w:val="9"/>
     <w:rsid w:val="00FC693F"/>
     <w:rPr>
-      <w:rFonts w:asciiTheme="majorHAnsi" w:eastAsiaTheme="majorEastAsia" w:hAnsiTheme="majorHAnsi" w:cstheme="majorBidi"/>
+      <w:rFonts/>
       <w:b/>
       <w:bCs/>
       <w:color w:val="365F91" w:themeColor="accent1" w:themeShade="BF"/>
@@ -1239,7 +1060,7 @@
     <w:uiPriority w:val="9"/>
     <w:rsid w:val="00FC693F"/>
     <w:rPr>
-      <w:rFonts w:asciiTheme="majorHAnsi" w:eastAsiaTheme="majorEastAsia" w:hAnsiTheme="majorHAnsi" w:cstheme="majorBidi"/>
+      <w:rFonts/>
       <w:b/>
       <w:bCs/>
       <w:color w:val="4F81BD" w:themeColor="accent1"/>
@@ -1254,7 +1075,7 @@
     <w:uiPriority w:val="9"/>
     <w:rsid w:val="00FC693F"/>
     <w:rPr>
-      <w:rFonts w:asciiTheme="majorHAnsi" w:eastAsiaTheme="majorEastAsia" w:hAnsiTheme="majorHAnsi" w:cstheme="majorBidi"/>
+      <w:rFonts/>
       <w:b/>
       <w:bCs/>
       <w:color w:val="4F81BD" w:themeColor="accent1"/>
@@ -1269,19 +1090,17 @@
     <w:qFormat/>
     <w:rsid w:val="00FC693F"/>
     <w:pPr>
-      <w:pBdr>
-        <w:bottom w:val="single" w:sz="8" w:space="4" w:color="4F81BD" w:themeColor="accent1"/>
-      </w:pBdr>
-      <w:spacing w:after="300" w:line="240" w:lineRule="auto"/>
+      <w:spacing w:after="120" w:line="259" w:lineRule="auto"/>
       <w:contextualSpacing/>
     </w:pPr>
     <w:rPr>
-      <w:rFonts w:asciiTheme="majorHAnsi" w:eastAsiaTheme="majorEastAsia" w:hAnsiTheme="majorHAnsi" w:cstheme="majorBidi"/>
-      <w:color w:val="17365D" w:themeColor="text2" w:themeShade="BF"/>
+      <w:rFonts w:ascii="Times New Roman" w:hAnsi="Times New Roman"/>
+      <w:color w:val="000000"/>
       <w:spacing w:val="5"/>
       <w:kern w:val="28"/>
-      <w:sz w:val="52"/>
+      <w:sz w:val="40"/>
       <w:szCs w:val="52"/>
+      <w:lang w:val="az-Latn-AZ"/>
     </w:rPr>
   </w:style>
   <w:style w:type="character" w:customStyle="1" w:styleId="TitleChar">
@@ -1291,7 +1110,7 @@
     <w:uiPriority w:val="10"/>
     <w:rsid w:val="00FC693F"/>
     <w:rPr>
-      <w:rFonts w:asciiTheme="majorHAnsi" w:eastAsiaTheme="majorEastAsia" w:hAnsiTheme="majorHAnsi" w:cstheme="majorBidi"/>
+      <w:rFonts/>
       <w:color w:val="17365D" w:themeColor="text2" w:themeShade="BF"/>
       <w:spacing w:val="5"/>
       <w:kern w:val="28"/>
@@ -1313,7 +1132,7 @@
       </w:numPr>
     </w:pPr>
     <w:rPr>
-      <w:rFonts w:asciiTheme="majorHAnsi" w:eastAsiaTheme="majorEastAsia" w:hAnsiTheme="majorHAnsi" w:cstheme="majorBidi"/>
+      <w:rFonts/>
       <w:i/>
       <w:iCs/>
       <w:color w:val="4F81BD" w:themeColor="accent1"/>
@@ -1329,7 +1148,7 @@
     <w:uiPriority w:val="11"/>
     <w:rsid w:val="00FC693F"/>
     <w:rPr>
-      <w:rFonts w:asciiTheme="majorHAnsi" w:eastAsiaTheme="majorEastAsia" w:hAnsiTheme="majorHAnsi" w:cstheme="majorBidi"/>
+      <w:rFonts/>
       <w:i/>
       <w:iCs/>
       <w:color w:val="4F81BD" w:themeColor="accent1"/>
@@ -1454,8 +1273,15 @@
       <w:numPr>
         <w:numId w:val="1"/>
       </w:numPr>
+      <w:spacing w:after="120" w:line="259" w:lineRule="auto"/>
       <w:contextualSpacing/>
     </w:pPr>
+    <w:rPr>
+      <w:rFonts w:ascii="Times New Roman" w:hAnsi="Times New Roman"/>
+      <w:color w:val="000000"/>
+      <w:sz w:val="24"/>
+      <w:lang w:val="az-Latn-AZ"/>
+    </w:rPr>
   </w:style>
   <w:style w:type="paragraph" w:styleId="ListBullet2">
     <w:name w:val="List Bullet 2"/>
@@ -1627,7 +1453,7 @@
     <w:semiHidden/>
     <w:rsid w:val="00FC693F"/>
     <w:rPr>
-      <w:rFonts w:asciiTheme="majorHAnsi" w:eastAsiaTheme="majorEastAsia" w:hAnsiTheme="majorHAnsi" w:cstheme="majorBidi"/>
+      <w:rFonts/>
       <w:b/>
       <w:bCs/>
       <w:i/>
@@ -1643,7 +1469,7 @@
     <w:semiHidden/>
     <w:rsid w:val="00FC693F"/>
     <w:rPr>
-      <w:rFonts w:asciiTheme="majorHAnsi" w:eastAsiaTheme="majorEastAsia" w:hAnsiTheme="majorHAnsi" w:cstheme="majorBidi"/>
+      <w:rFonts/>
       <w:color w:val="243F60" w:themeColor="accent1" w:themeShade="7F"/>
     </w:rPr>
   </w:style>
@@ -1655,7 +1481,7 @@
     <w:semiHidden/>
     <w:rsid w:val="00FC693F"/>
     <w:rPr>
-      <w:rFonts w:asciiTheme="majorHAnsi" w:eastAsiaTheme="majorEastAsia" w:hAnsiTheme="majorHAnsi" w:cstheme="majorBidi"/>
+      <w:rFonts/>
       <w:i/>
       <w:iCs/>
       <w:color w:val="243F60" w:themeColor="accent1" w:themeShade="7F"/>
@@ -1669,7 +1495,7 @@
     <w:semiHidden/>
     <w:rsid w:val="00FC693F"/>
     <w:rPr>
-      <w:rFonts w:asciiTheme="majorHAnsi" w:eastAsiaTheme="majorEastAsia" w:hAnsiTheme="majorHAnsi" w:cstheme="majorBidi"/>
+      <w:rFonts/>
       <w:i/>
       <w:iCs/>
       <w:color w:val="404040" w:themeColor="text1" w:themeTint="BF"/>
@@ -1683,7 +1509,7 @@
     <w:semiHidden/>
     <w:rsid w:val="00FC693F"/>
     <w:rPr>
-      <w:rFonts w:asciiTheme="majorHAnsi" w:eastAsiaTheme="majorEastAsia" w:hAnsiTheme="majorHAnsi" w:cstheme="majorBidi"/>
+      <w:rFonts/>
       <w:color w:val="4F81BD" w:themeColor="accent1"/>
       <w:sz w:val="20"/>
       <w:szCs w:val="20"/>
@@ -1697,7 +1523,7 @@
     <w:semiHidden/>
     <w:rsid w:val="00FC693F"/>
     <w:rPr>
-      <w:rFonts w:asciiTheme="majorHAnsi" w:eastAsiaTheme="majorEastAsia" w:hAnsiTheme="majorHAnsi" w:cstheme="majorBidi"/>
+      <w:rFonts/>
       <w:i/>
       <w:iCs/>
       <w:color w:val="404040" w:themeColor="text1" w:themeTint="BF"/>
@@ -1756,9 +1582,6 @@
     <w:qFormat/>
     <w:rsid w:val="00FC693F"/>
     <w:pPr>
-      <w:pBdr>
-        <w:bottom w:val="single" w:sz="4" w:space="4" w:color="4F81BD" w:themeColor="accent1"/>
-      </w:pBdr>
       <w:spacing w:before="200" w:after="280"/>
       <w:ind w:left="936" w:right="936"/>
     </w:pPr>
@@ -3286,7 +3109,7 @@
         <w:spacing w:before="0" w:after="0" w:line="240" w:lineRule="auto"/>
       </w:pPr>
       <w:rPr>
-        <w:rFonts w:asciiTheme="majorHAnsi" w:eastAsiaTheme="majorEastAsia" w:hAnsiTheme="majorHAnsi" w:cstheme="majorBidi"/>
+        <w:rFonts/>
         <w:b/>
         <w:bCs/>
       </w:rPr>
@@ -3307,7 +3130,7 @@
         <w:spacing w:before="0" w:after="0" w:line="240" w:lineRule="auto"/>
       </w:pPr>
       <w:rPr>
-        <w:rFonts w:asciiTheme="majorHAnsi" w:eastAsiaTheme="majorEastAsia" w:hAnsiTheme="majorHAnsi" w:cstheme="majorBidi"/>
+        <w:rFonts/>
         <w:b/>
         <w:bCs/>
       </w:rPr>
@@ -3325,14 +3148,14 @@
     </w:tblStylePr>
     <w:tblStylePr w:type="firstCol">
       <w:rPr>
-        <w:rFonts w:asciiTheme="majorHAnsi" w:eastAsiaTheme="majorEastAsia" w:hAnsiTheme="majorHAnsi" w:cstheme="majorBidi"/>
+        <w:rFonts/>
         <w:b/>
         <w:bCs/>
       </w:rPr>
     </w:tblStylePr>
     <w:tblStylePr w:type="lastCol">
       <w:rPr>
-        <w:rFonts w:asciiTheme="majorHAnsi" w:eastAsiaTheme="majorEastAsia" w:hAnsiTheme="majorHAnsi" w:cstheme="majorBidi"/>
+        <w:rFonts/>
         <w:b/>
         <w:bCs/>
       </w:rPr>
@@ -3416,7 +3239,7 @@
         <w:spacing w:before="0" w:after="0" w:line="240" w:lineRule="auto"/>
       </w:pPr>
       <w:rPr>
-        <w:rFonts w:asciiTheme="majorHAnsi" w:eastAsiaTheme="majorEastAsia" w:hAnsiTheme="majorHAnsi" w:cstheme="majorBidi"/>
+        <w:rFonts/>
         <w:b/>
         <w:bCs/>
       </w:rPr>
@@ -3437,7 +3260,7 @@
         <w:spacing w:before="0" w:after="0" w:line="240" w:lineRule="auto"/>
       </w:pPr>
       <w:rPr>
-        <w:rFonts w:asciiTheme="majorHAnsi" w:eastAsiaTheme="majorEastAsia" w:hAnsiTheme="majorHAnsi" w:cstheme="majorBidi"/>
+        <w:rFonts/>
         <w:b/>
         <w:bCs/>
       </w:rPr>
@@ -3455,14 +3278,14 @@
     </w:tblStylePr>
     <w:tblStylePr w:type="firstCol">
       <w:rPr>
-        <w:rFonts w:asciiTheme="majorHAnsi" w:eastAsiaTheme="majorEastAsia" w:hAnsiTheme="majorHAnsi" w:cstheme="majorBidi"/>
+        <w:rFonts/>
         <w:b/>
         <w:bCs/>
       </w:rPr>
     </w:tblStylePr>
     <w:tblStylePr w:type="lastCol">
       <w:rPr>
-        <w:rFonts w:asciiTheme="majorHAnsi" w:eastAsiaTheme="majorEastAsia" w:hAnsiTheme="majorHAnsi" w:cstheme="majorBidi"/>
+        <w:rFonts/>
         <w:b/>
         <w:bCs/>
       </w:rPr>
@@ -3546,7 +3369,7 @@
         <w:spacing w:before="0" w:after="0" w:line="240" w:lineRule="auto"/>
       </w:pPr>
       <w:rPr>
-        <w:rFonts w:asciiTheme="majorHAnsi" w:eastAsiaTheme="majorEastAsia" w:hAnsiTheme="majorHAnsi" w:cstheme="majorBidi"/>
+        <w:rFonts/>
         <w:b/>
         <w:bCs/>
       </w:rPr>
@@ -3567,7 +3390,7 @@
         <w:spacing w:before="0" w:after="0" w:line="240" w:lineRule="auto"/>
       </w:pPr>
       <w:rPr>
-        <w:rFonts w:asciiTheme="majorHAnsi" w:eastAsiaTheme="majorEastAsia" w:hAnsiTheme="majorHAnsi" w:cstheme="majorBidi"/>
+        <w:rFonts/>
         <w:b/>
         <w:bCs/>
       </w:rPr>
@@ -3585,14 +3408,14 @@
     </w:tblStylePr>
     <w:tblStylePr w:type="firstCol">
       <w:rPr>
-        <w:rFonts w:asciiTheme="majorHAnsi" w:eastAsiaTheme="majorEastAsia" w:hAnsiTheme="majorHAnsi" w:cstheme="majorBidi"/>
+        <w:rFonts/>
         <w:b/>
         <w:bCs/>
       </w:rPr>
     </w:tblStylePr>
     <w:tblStylePr w:type="lastCol">
       <w:rPr>
-        <w:rFonts w:asciiTheme="majorHAnsi" w:eastAsiaTheme="majorEastAsia" w:hAnsiTheme="majorHAnsi" w:cstheme="majorBidi"/>
+        <w:rFonts/>
         <w:b/>
         <w:bCs/>
       </w:rPr>
@@ -3676,7 +3499,7 @@
         <w:spacing w:before="0" w:after="0" w:line="240" w:lineRule="auto"/>
       </w:pPr>
       <w:rPr>
-        <w:rFonts w:asciiTheme="majorHAnsi" w:eastAsiaTheme="majorEastAsia" w:hAnsiTheme="majorHAnsi" w:cstheme="majorBidi"/>
+        <w:rFonts/>
         <w:b/>
         <w:bCs/>
       </w:rPr>
@@ -3697,7 +3520,7 @@
         <w:spacing w:before="0" w:after="0" w:line="240" w:lineRule="auto"/>
       </w:pPr>
       <w:rPr>
-        <w:rFonts w:asciiTheme="majorHAnsi" w:eastAsiaTheme="majorEastAsia" w:hAnsiTheme="majorHAnsi" w:cstheme="majorBidi"/>
+        <w:rFonts/>
         <w:b/>
         <w:bCs/>
       </w:rPr>
@@ -3715,14 +3538,14 @@
     </w:tblStylePr>
     <w:tblStylePr w:type="firstCol">
       <w:rPr>
-        <w:rFonts w:asciiTheme="majorHAnsi" w:eastAsiaTheme="majorEastAsia" w:hAnsiTheme="majorHAnsi" w:cstheme="majorBidi"/>
+        <w:rFonts/>
         <w:b/>
         <w:bCs/>
       </w:rPr>
     </w:tblStylePr>
     <w:tblStylePr w:type="lastCol">
       <w:rPr>
-        <w:rFonts w:asciiTheme="majorHAnsi" w:eastAsiaTheme="majorEastAsia" w:hAnsiTheme="majorHAnsi" w:cstheme="majorBidi"/>
+        <w:rFonts/>
         <w:b/>
         <w:bCs/>
       </w:rPr>
@@ -3806,7 +3629,7 @@
         <w:spacing w:before="0" w:after="0" w:line="240" w:lineRule="auto"/>
       </w:pPr>
       <w:rPr>
-        <w:rFonts w:asciiTheme="majorHAnsi" w:eastAsiaTheme="majorEastAsia" w:hAnsiTheme="majorHAnsi" w:cstheme="majorBidi"/>
+        <w:rFonts/>
         <w:b/>
         <w:bCs/>
       </w:rPr>
@@ -3827,7 +3650,7 @@
         <w:spacing w:before="0" w:after="0" w:line="240" w:lineRule="auto"/>
       </w:pPr>
       <w:rPr>
-        <w:rFonts w:asciiTheme="majorHAnsi" w:eastAsiaTheme="majorEastAsia" w:hAnsiTheme="majorHAnsi" w:cstheme="majorBidi"/>
+        <w:rFonts/>
         <w:b/>
         <w:bCs/>
       </w:rPr>
@@ -3845,14 +3668,14 @@
     </w:tblStylePr>
     <w:tblStylePr w:type="firstCol">
       <w:rPr>
-        <w:rFonts w:asciiTheme="majorHAnsi" w:eastAsiaTheme="majorEastAsia" w:hAnsiTheme="majorHAnsi" w:cstheme="majorBidi"/>
+        <w:rFonts/>
         <w:b/>
         <w:bCs/>
       </w:rPr>
     </w:tblStylePr>
     <w:tblStylePr w:type="lastCol">
       <w:rPr>
-        <w:rFonts w:asciiTheme="majorHAnsi" w:eastAsiaTheme="majorEastAsia" w:hAnsiTheme="majorHAnsi" w:cstheme="majorBidi"/>
+        <w:rFonts/>
         <w:b/>
         <w:bCs/>
       </w:rPr>
@@ -3936,7 +3759,7 @@
         <w:spacing w:before="0" w:after="0" w:line="240" w:lineRule="auto"/>
       </w:pPr>
       <w:rPr>
-        <w:rFonts w:asciiTheme="majorHAnsi" w:eastAsiaTheme="majorEastAsia" w:hAnsiTheme="majorHAnsi" w:cstheme="majorBidi"/>
+        <w:rFonts/>
         <w:b/>
         <w:bCs/>
       </w:rPr>
@@ -3957,7 +3780,7 @@
         <w:spacing w:before="0" w:after="0" w:line="240" w:lineRule="auto"/>
       </w:pPr>
       <w:rPr>
-        <w:rFonts w:asciiTheme="majorHAnsi" w:eastAsiaTheme="majorEastAsia" w:hAnsiTheme="majorHAnsi" w:cstheme="majorBidi"/>
+        <w:rFonts/>
         <w:b/>
         <w:bCs/>
       </w:rPr>
@@ -3975,14 +3798,14 @@
     </w:tblStylePr>
     <w:tblStylePr w:type="firstCol">
       <w:rPr>
-        <w:rFonts w:asciiTheme="majorHAnsi" w:eastAsiaTheme="majorEastAsia" w:hAnsiTheme="majorHAnsi" w:cstheme="majorBidi"/>
+        <w:rFonts/>
         <w:b/>
         <w:bCs/>
       </w:rPr>
     </w:tblStylePr>
     <w:tblStylePr w:type="lastCol">
       <w:rPr>
-        <w:rFonts w:asciiTheme="majorHAnsi" w:eastAsiaTheme="majorEastAsia" w:hAnsiTheme="majorHAnsi" w:cstheme="majorBidi"/>
+        <w:rFonts/>
         <w:b/>
         <w:bCs/>
       </w:rPr>
@@ -4066,7 +3889,7 @@
         <w:spacing w:before="0" w:after="0" w:line="240" w:lineRule="auto"/>
       </w:pPr>
       <w:rPr>
-        <w:rFonts w:asciiTheme="majorHAnsi" w:eastAsiaTheme="majorEastAsia" w:hAnsiTheme="majorHAnsi" w:cstheme="majorBidi"/>
+        <w:rFonts/>
         <w:b/>
         <w:bCs/>
       </w:rPr>
@@ -4087,7 +3910,7 @@
         <w:spacing w:before="0" w:after="0" w:line="240" w:lineRule="auto"/>
       </w:pPr>
       <w:rPr>
-        <w:rFonts w:asciiTheme="majorHAnsi" w:eastAsiaTheme="majorEastAsia" w:hAnsiTheme="majorHAnsi" w:cstheme="majorBidi"/>
+        <w:rFonts/>
         <w:b/>
         <w:bCs/>
       </w:rPr>
@@ -4105,14 +3928,14 @@
     </w:tblStylePr>
     <w:tblStylePr w:type="firstCol">
       <w:rPr>
-        <w:rFonts w:asciiTheme="majorHAnsi" w:eastAsiaTheme="majorEastAsia" w:hAnsiTheme="majorHAnsi" w:cstheme="majorBidi"/>
+        <w:rFonts/>
         <w:b/>
         <w:bCs/>
       </w:rPr>
     </w:tblStylePr>
     <w:tblStylePr w:type="lastCol">
       <w:rPr>
-        <w:rFonts w:asciiTheme="majorHAnsi" w:eastAsiaTheme="majorEastAsia" w:hAnsiTheme="majorHAnsi" w:cstheme="majorBidi"/>
+        <w:rFonts/>
         <w:b/>
         <w:bCs/>
       </w:rPr>
@@ -5977,7 +5800,7 @@
     </w:tblPr>
     <w:tblStylePr w:type="firstRow">
       <w:rPr>
-        <w:rFonts w:asciiTheme="majorHAnsi" w:eastAsiaTheme="majorEastAsia" w:hAnsiTheme="majorHAnsi" w:cstheme="majorBidi"/>
+        <w:rFonts/>
       </w:rPr>
       <w:tblPr/>
       <w:tcPr>
@@ -6061,7 +5884,7 @@
     </w:tblPr>
     <w:tblStylePr w:type="firstRow">
       <w:rPr>
-        <w:rFonts w:asciiTheme="majorHAnsi" w:eastAsiaTheme="majorEastAsia" w:hAnsiTheme="majorHAnsi" w:cstheme="majorBidi"/>
+        <w:rFonts/>
       </w:rPr>
       <w:tblPr/>
       <w:tcPr>
@@ -6145,7 +5968,7 @@
     </w:tblPr>
     <w:tblStylePr w:type="firstRow">
       <w:rPr>
-        <w:rFonts w:asciiTheme="majorHAnsi" w:eastAsiaTheme="majorEastAsia" w:hAnsiTheme="majorHAnsi" w:cstheme="majorBidi"/>
+        <w:rFonts/>
       </w:rPr>
       <w:tblPr/>
       <w:tcPr>
@@ -6229,7 +6052,7 @@
     </w:tblPr>
     <w:tblStylePr w:type="firstRow">
       <w:rPr>
-        <w:rFonts w:asciiTheme="majorHAnsi" w:eastAsiaTheme="majorEastAsia" w:hAnsiTheme="majorHAnsi" w:cstheme="majorBidi"/>
+        <w:rFonts/>
       </w:rPr>
       <w:tblPr/>
       <w:tcPr>
@@ -6313,7 +6136,7 @@
     </w:tblPr>
     <w:tblStylePr w:type="firstRow">
       <w:rPr>
-        <w:rFonts w:asciiTheme="majorHAnsi" w:eastAsiaTheme="majorEastAsia" w:hAnsiTheme="majorHAnsi" w:cstheme="majorBidi"/>
+        <w:rFonts/>
       </w:rPr>
       <w:tblPr/>
       <w:tcPr>
@@ -6397,7 +6220,7 @@
     </w:tblPr>
     <w:tblStylePr w:type="firstRow">
       <w:rPr>
-        <w:rFonts w:asciiTheme="majorHAnsi" w:eastAsiaTheme="majorEastAsia" w:hAnsiTheme="majorHAnsi" w:cstheme="majorBidi"/>
+        <w:rFonts/>
       </w:rPr>
       <w:tblPr/>
       <w:tcPr>
@@ -6481,7 +6304,7 @@
     </w:tblPr>
     <w:tblStylePr w:type="firstRow">
       <w:rPr>
-        <w:rFonts w:asciiTheme="majorHAnsi" w:eastAsiaTheme="majorEastAsia" w:hAnsiTheme="majorHAnsi" w:cstheme="majorBidi"/>
+        <w:rFonts/>
       </w:rPr>
       <w:tblPr/>
       <w:tcPr>
@@ -6546,7 +6369,7 @@
       <w:spacing w:after="0" w:line="240" w:lineRule="auto"/>
     </w:pPr>
     <w:rPr>
-      <w:rFonts w:asciiTheme="majorHAnsi" w:eastAsiaTheme="majorEastAsia" w:hAnsiTheme="majorHAnsi" w:cstheme="majorBidi"/>
+      <w:rFonts/>
       <w:color w:val="000000" w:themeColor="text1"/>
     </w:rPr>
     <w:tblPr>
@@ -6674,7 +6497,7 @@
       <w:spacing w:after="0" w:line="240" w:lineRule="auto"/>
     </w:pPr>
     <w:rPr>
-      <w:rFonts w:asciiTheme="majorHAnsi" w:eastAsiaTheme="majorEastAsia" w:hAnsiTheme="majorHAnsi" w:cstheme="majorBidi"/>
+      <w:rFonts/>
       <w:color w:val="000000" w:themeColor="text1"/>
     </w:rPr>
     <w:tblPr>
@@ -6802,7 +6625,7 @@
       <w:spacing w:after="0" w:line="240" w:lineRule="auto"/>
     </w:pPr>
     <w:rPr>
-      <w:rFonts w:asciiTheme="majorHAnsi" w:eastAsiaTheme="majorEastAsia" w:hAnsiTheme="majorHAnsi" w:cstheme="majorBidi"/>
+      <w:rFonts/>
       <w:color w:val="000000" w:themeColor="text1"/>
     </w:rPr>
     <w:tblPr>
@@ -6930,7 +6753,7 @@
       <w:spacing w:after="0" w:line="240" w:lineRule="auto"/>
     </w:pPr>
     <w:rPr>
-      <w:rFonts w:asciiTheme="majorHAnsi" w:eastAsiaTheme="majorEastAsia" w:hAnsiTheme="majorHAnsi" w:cstheme="majorBidi"/>
+      <w:rFonts/>
       <w:color w:val="000000" w:themeColor="text1"/>
     </w:rPr>
     <w:tblPr>
@@ -7058,7 +6881,7 @@
       <w:spacing w:after="0" w:line="240" w:lineRule="auto"/>
     </w:pPr>
     <w:rPr>
-      <w:rFonts w:asciiTheme="majorHAnsi" w:eastAsiaTheme="majorEastAsia" w:hAnsiTheme="majorHAnsi" w:cstheme="majorBidi"/>
+      <w:rFonts/>
       <w:color w:val="000000" w:themeColor="text1"/>
     </w:rPr>
     <w:tblPr>
@@ -7186,7 +7009,7 @@
       <w:spacing w:after="0" w:line="240" w:lineRule="auto"/>
     </w:pPr>
     <w:rPr>
-      <w:rFonts w:asciiTheme="majorHAnsi" w:eastAsiaTheme="majorEastAsia" w:hAnsiTheme="majorHAnsi" w:cstheme="majorBidi"/>
+      <w:rFonts/>
       <w:color w:val="000000" w:themeColor="text1"/>
     </w:rPr>
     <w:tblPr>
@@ -7314,7 +7137,7 @@
       <w:spacing w:after="0" w:line="240" w:lineRule="auto"/>
     </w:pPr>
     <w:rPr>
-      <w:rFonts w:asciiTheme="majorHAnsi" w:eastAsiaTheme="majorEastAsia" w:hAnsiTheme="majorHAnsi" w:cstheme="majorBidi"/>
+      <w:rFonts/>
       <w:color w:val="000000" w:themeColor="text1"/>
     </w:rPr>
     <w:tblPr>
@@ -7953,7 +7776,7 @@
       <w:spacing w:after="0" w:line="240" w:lineRule="auto"/>
     </w:pPr>
     <w:rPr>
-      <w:rFonts w:asciiTheme="majorHAnsi" w:eastAsiaTheme="majorEastAsia" w:hAnsiTheme="majorHAnsi" w:cstheme="majorBidi"/>
+      <w:rFonts/>
       <w:color w:val="000000" w:themeColor="text1"/>
     </w:rPr>
     <w:tblPr>
@@ -8078,7 +7901,7 @@
       <w:spacing w:after="0" w:line="240" w:lineRule="auto"/>
     </w:pPr>
     <w:rPr>
-      <w:rFonts w:asciiTheme="majorHAnsi" w:eastAsiaTheme="majorEastAsia" w:hAnsiTheme="majorHAnsi" w:cstheme="majorBidi"/>
+      <w:rFonts/>
       <w:color w:val="000000" w:themeColor="text1"/>
     </w:rPr>
     <w:tblPr>
@@ -8203,7 +8026,7 @@
       <w:spacing w:after="0" w:line="240" w:lineRule="auto"/>
     </w:pPr>
     <w:rPr>
-      <w:rFonts w:asciiTheme="majorHAnsi" w:eastAsiaTheme="majorEastAsia" w:hAnsiTheme="majorHAnsi" w:cstheme="majorBidi"/>
+      <w:rFonts/>
       <w:color w:val="000000" w:themeColor="text1"/>
     </w:rPr>
     <w:tblPr>
@@ -8328,7 +8151,7 @@
       <w:spacing w:after="0" w:line="240" w:lineRule="auto"/>
     </w:pPr>
     <w:rPr>
-      <w:rFonts w:asciiTheme="majorHAnsi" w:eastAsiaTheme="majorEastAsia" w:hAnsiTheme="majorHAnsi" w:cstheme="majorBidi"/>
+      <w:rFonts/>
       <w:color w:val="000000" w:themeColor="text1"/>
     </w:rPr>
     <w:tblPr>
@@ -8453,7 +8276,7 @@
       <w:spacing w:after="0" w:line="240" w:lineRule="auto"/>
     </w:pPr>
     <w:rPr>
-      <w:rFonts w:asciiTheme="majorHAnsi" w:eastAsiaTheme="majorEastAsia" w:hAnsiTheme="majorHAnsi" w:cstheme="majorBidi"/>
+      <w:rFonts/>
       <w:color w:val="000000" w:themeColor="text1"/>
     </w:rPr>
     <w:tblPr>
@@ -8578,7 +8401,7 @@
       <w:spacing w:after="0" w:line="240" w:lineRule="auto"/>
     </w:pPr>
     <w:rPr>
-      <w:rFonts w:asciiTheme="majorHAnsi" w:eastAsiaTheme="majorEastAsia" w:hAnsiTheme="majorHAnsi" w:cstheme="majorBidi"/>
+      <w:rFonts/>
       <w:color w:val="000000" w:themeColor="text1"/>
     </w:rPr>
     <w:tblPr>
@@ -8703,7 +8526,7 @@
       <w:spacing w:after="0" w:line="240" w:lineRule="auto"/>
     </w:pPr>
     <w:rPr>
-      <w:rFonts w:asciiTheme="majorHAnsi" w:eastAsiaTheme="majorEastAsia" w:hAnsiTheme="majorHAnsi" w:cstheme="majorBidi"/>
+      <w:rFonts/>
       <w:color w:val="000000" w:themeColor="text1"/>
     </w:rPr>
     <w:tblPr>

--- a/az/discovery-articles/5.11 Sənaye katalizi.docx
+++ b/az/discovery-articles/5.11 Sənaye katalizi.docx
@@ -120,7 +120,7 @@
         <w:widowControl/>
       </w:pPr>
       <w:r>
-        <w:t>Kim kəşf edib və ya yaradıb</w:t>
+        <w:t xml:space="preserve">Kim yaradıb</w:t>
       </w:r>
     </w:p>
     <w:p>
@@ -217,7 +217,7 @@
         <w:rPr>
           <w:sz w:val="20"/>
         </w:rPr>
-        <w:t>A Kitablar və əsas elmi əsərlər</w:t>
+        <w:t>Kitablar və əsas elmi əsərlər</w:t>
       </w:r>
     </w:p>
     <w:p>
@@ -240,7 +240,7 @@
         <w:rPr>
           <w:sz w:val="20"/>
         </w:rPr>
-        <w:t>C Qurumların materialları və ensiklopedik mənbələr</w:t>
+        <w:t>Qurumların materialları və ensiklopedik mənbələr</w:t>
       </w:r>
     </w:p>
     <w:p>
@@ -300,7 +300,7 @@
         <w:rPr>
           <w:sz w:val="20"/>
         </w:rPr>
-        <w:t>G Elmi təşkilatlar</w:t>
+        <w:t>Elmi təşkilatlar</w:t>
       </w:r>
     </w:p>
     <w:p>
